--- a/StateOfPractice/MACREM-2026/SupportingDocuments/ThankYouScript.docx
+++ b/StateOfPractice/MACREM-2026/SupportingDocuments/ThankYouScript.docx
@@ -12,6 +12,17 @@
           <w:szCs w:val="28"/>
         </w:rPr>
       </w:pPr>
+      <w:ins w:id="0" w:author="Spencer Smith" w:date="2026-06-14T16:25:00Z" w16du:dateUtc="2026-06-14T20:25:00Z">
+        <w:r>
+          <w:rPr>
+            <w:rFonts w:ascii="Arial" w:hAnsi="Arial" w:cs="Arial"/>
+            <w:b/>
+            <w:sz w:val="28"/>
+            <w:szCs w:val="28"/>
+          </w:rPr>
+          <w:t>A</w:t>
+        </w:r>
+      </w:ins>
       <w:r>
         <w:rPr>
           <w:rFonts w:ascii="Arial" w:hAnsi="Arial" w:cs="Arial"/>
@@ -19,17 +30,19 @@
           <w:sz w:val="28"/>
           <w:szCs w:val="28"/>
         </w:rPr>
-        <w:t>A</w:t>
-      </w:r>
-      <w:r>
+        <w:t>ppendix G: Thank You Script</w:t>
+      </w:r>
+    </w:p>
+    <w:p>
+      <w:pPr>
+        <w:jc w:val="center"/>
         <w:rPr>
           <w:rFonts w:ascii="Arial" w:hAnsi="Arial" w:cs="Arial"/>
           <w:b/>
           <w:sz w:val="28"/>
           <w:szCs w:val="28"/>
         </w:rPr>
-        <w:t>ppendix G: Thank You Script</w:t>
-      </w:r>
+      </w:pPr>
     </w:p>
     <w:p>
       <w:pPr>
@@ -41,24 +54,13 @@
           <w:szCs w:val="28"/>
         </w:rPr>
       </w:pPr>
-    </w:p>
-    <w:p>
-      <w:pPr>
-        <w:jc w:val="center"/>
+      <w:r>
         <w:rPr>
           <w:rFonts w:ascii="Arial" w:hAnsi="Arial" w:cs="Arial"/>
           <w:b/>
           <w:sz w:val="28"/>
           <w:szCs w:val="28"/>
         </w:rPr>
-      </w:pPr>
-      <w:r>
-        <w:rPr>
-          <w:rFonts w:ascii="Arial" w:hAnsi="Arial" w:cs="Arial"/>
-          <w:b/>
-          <w:sz w:val="28"/>
-          <w:szCs w:val="28"/>
-        </w:rPr>
         <w:t>State of Practice of {domain} Software</w:t>
       </w:r>
     </w:p>
@@ -162,7 +164,39 @@
           <w:rFonts w:ascii="Arial" w:hAnsi="Arial" w:cs="Arial"/>
           <w:sz w:val="20"/>
         </w:rPr>
-        <w:t>I would like to remind you that your personal confidentiality would be maintained</w:t>
+        <w:t xml:space="preserve">I would like to remind you that your personal confidentiality </w:t>
+      </w:r>
+      <w:del w:id="1" w:author="Spencer Smith" w:date="2026-06-14T16:25:00Z" w16du:dateUtc="2026-06-14T20:25:00Z">
+        <w:r>
+          <w:rPr>
+            <w:rFonts w:ascii="Arial" w:hAnsi="Arial" w:cs="Arial"/>
+            <w:sz w:val="20"/>
+          </w:rPr>
+          <w:delText xml:space="preserve">would </w:delText>
+        </w:r>
+      </w:del>
+      <w:ins w:id="2" w:author="Spencer Smith" w:date="2026-06-14T16:25:00Z" w16du:dateUtc="2026-06-14T20:25:00Z">
+        <w:r>
+          <w:rPr>
+            <w:rFonts w:ascii="Arial" w:hAnsi="Arial" w:cs="Arial"/>
+            <w:sz w:val="20"/>
+          </w:rPr>
+          <w:t>will</w:t>
+        </w:r>
+        <w:r>
+          <w:rPr>
+            <w:rFonts w:ascii="Arial" w:hAnsi="Arial" w:cs="Arial"/>
+            <w:sz w:val="20"/>
+          </w:rPr>
+          <w:t xml:space="preserve"> </w:t>
+        </w:r>
+      </w:ins>
+      <w:r>
+        <w:rPr>
+          <w:rFonts w:ascii="Arial" w:hAnsi="Arial" w:cs="Arial"/>
+          <w:sz w:val="20"/>
+        </w:rPr>
+        <w:t>be maintained</w:t>
       </w:r>
       <w:r>
         <w:rPr>
@@ -421,6 +455,14 @@
     </w:sectPr>
   </w:body>
 </w:document>
+</file>
+
+<file path=word/people.xml><?xml version="1.0" encoding="utf-8"?>
+<w15:people xmlns:wpc="http://schemas.microsoft.com/office/word/2010/wordprocessingCanvas" xmlns:cx="http://schemas.microsoft.com/office/drawing/2014/chartex" xmlns:cx1="http://schemas.microsoft.com/office/drawing/2015/9/8/chartex" xmlns:cx2="http://schemas.microsoft.com/office/drawing/2015/10/21/chartex" xmlns:cx3="http://schemas.microsoft.com/office/drawing/2016/5/9/chartex" xmlns:cx4="http://schemas.microsoft.com/office/drawing/2016/5/10/chartex" xmlns:cx5="http://schemas.microsoft.com/office/drawing/2016/5/11/chartex" xmlns:cx6="http://schemas.microsoft.com/office/drawing/2016/5/12/chartex" xmlns:cx7="http://schemas.microsoft.com/office/drawing/2016/5/13/chartex" xmlns:cx8="http://schemas.microsoft.com/office/drawing/2016/5/14/chartex" xmlns:mc="http://schemas.openxmlformats.org/markup-compatibility/2006" xmlns:aink="http://schemas.microsoft.com/office/drawing/2016/ink" xmlns:am3d="http://schemas.microsoft.com/office/drawing/2017/model3d" xmlns:o="urn:schemas-microsoft-com:office:office" xmlns:oel="http://schemas.microsoft.com/office/2019/extlst" xmlns:r="http://schemas.openxmlformats.org/officeDocument/2006/relationships" xmlns:m="http://schemas.openxmlformats.org/officeDocument/2006/math" xmlns:v="urn:schemas-microsoft-com:vml" xmlns:wp14="http://schemas.microsoft.com/office/word/2010/wordprocessingDrawing" xmlns:wp="http://schemas.openxmlformats.org/drawingml/2006/wordprocessingDrawing" xmlns:w10="urn:schemas-microsoft-com:office:word" xmlns:w="http://schemas.openxmlformats.org/wordprocessingml/2006/main" xmlns:w14="http://schemas.microsoft.com/office/word/2010/wordml" xmlns:w15="http://schemas.microsoft.com/office/word/2012/wordml" xmlns:w16cex="http://schemas.microsoft.com/office/word/2018/wordml/cex" xmlns:w16cid="http://schemas.microsoft.com/office/word/2016/wordml/cid" xmlns:w16="http://schemas.microsoft.com/office/word/2018/wordml" xmlns:w16du="http://schemas.microsoft.com/office/word/2023/wordml/word16du" xmlns:w16sdtdh="http://schemas.microsoft.com/office/word/2020/wordml/sdtdatahash" xmlns:w16sdtfl="http://schemas.microsoft.com/office/word/2024/wordml/sdtformatlock" xmlns:w16se="http://schemas.microsoft.com/office/word/2015/wordml/symex" xmlns:wpg="http://schemas.microsoft.com/office/word/2010/wordprocessingGroup" xmlns:wpi="http://schemas.microsoft.com/office/word/2010/wordprocessingInk" xmlns:wne="http://schemas.microsoft.com/office/word/2006/wordml" xmlns:wps="http://schemas.microsoft.com/office/word/2010/wordprocessingShape" mc:Ignorable="w14 w15 w16se w16cid w16 w16cex w16sdtdh w16sdtfl w16du wp14">
+  <w15:person w15:author="Spencer Smith">
+    <w15:presenceInfo w15:providerId="AD" w15:userId="S::smiths@mcmaster.ca::80185a1f-9ef1-4a10-a8cf-0d62d99a8080"/>
+  </w15:person>
+</w15:people>
 </file>
 
 <file path=word/styles.xml><?xml version="1.0" encoding="utf-8"?>
@@ -928,6 +970,21 @@
       </w:tabs>
     </w:pPr>
   </w:style>
+  <w:style w:type="paragraph" w:styleId="Revision">
+    <w:name w:val="Revision"/>
+    <w:hidden/>
+    <w:uiPriority w:val="99"/>
+    <w:semiHidden/>
+    <w:rsid w:val="00C7797A"/>
+    <w:pPr>
+      <w:suppressAutoHyphens w:val="0"/>
+    </w:pPr>
+    <w:rPr>
+      <w:rFonts w:cs="Mangal"/>
+      <w:sz w:val="24"/>
+      <w:szCs w:val="21"/>
+    </w:rPr>
+  </w:style>
 </w:styles>
 </file>
 

--- a/StateOfPractice/MACREM-2026/SupportingDocuments/ThankYouScript.docx
+++ b/StateOfPractice/MACREM-2026/SupportingDocuments/ThankYouScript.docx
@@ -1,6 +1,6 @@
 
 <file path=word/document.xml><?xml version="1.0" encoding="utf-8"?>
-<w:document xmlns:wpc="http://schemas.microsoft.com/office/word/2010/wordprocessingCanvas" xmlns:cx="http://schemas.microsoft.com/office/drawing/2014/chartex" xmlns:cx1="http://schemas.microsoft.com/office/drawing/2015/9/8/chartex" xmlns:cx2="http://schemas.microsoft.com/office/drawing/2015/10/21/chartex" xmlns:cx3="http://schemas.microsoft.com/office/drawing/2016/5/9/chartex" xmlns:cx4="http://schemas.microsoft.com/office/drawing/2016/5/10/chartex" xmlns:cx5="http://schemas.microsoft.com/office/drawing/2016/5/11/chartex" xmlns:cx6="http://schemas.microsoft.com/office/drawing/2016/5/12/chartex" xmlns:cx7="http://schemas.microsoft.com/office/drawing/2016/5/13/chartex" xmlns:cx8="http://schemas.microsoft.com/office/drawing/2016/5/14/chartex" xmlns:mc="http://schemas.openxmlformats.org/markup-compatibility/2006" xmlns:aink="http://schemas.microsoft.com/office/drawing/2016/ink" xmlns:am3d="http://schemas.microsoft.com/office/drawing/2017/model3d" xmlns:o="urn:schemas-microsoft-com:office:office" xmlns:oel="http://schemas.microsoft.com/office/2019/extlst" xmlns:r="http://schemas.openxmlformats.org/officeDocument/2006/relationships" xmlns:m="http://schemas.openxmlformats.org/officeDocument/2006/math" xmlns:v="urn:schemas-microsoft-com:vml" xmlns:wp14="http://schemas.microsoft.com/office/word/2010/wordprocessingDrawing" xmlns:wp="http://schemas.openxmlformats.org/drawingml/2006/wordprocessingDrawing" xmlns:w10="urn:schemas-microsoft-com:office:word" xmlns:w="http://schemas.openxmlformats.org/wordprocessingml/2006/main" xmlns:w14="http://schemas.microsoft.com/office/word/2010/wordml" xmlns:w15="http://schemas.microsoft.com/office/word/2012/wordml" xmlns:w16cex="http://schemas.microsoft.com/office/word/2018/wordml/cex" xmlns:w16cid="http://schemas.microsoft.com/office/word/2016/wordml/cid" xmlns:w16="http://schemas.microsoft.com/office/word/2018/wordml" xmlns:w16du="http://schemas.microsoft.com/office/word/2023/wordml/word16du" xmlns:w16sdtdh="http://schemas.microsoft.com/office/word/2020/wordml/sdtdatahash" xmlns:w16sdtfl="http://schemas.microsoft.com/office/word/2024/wordml/sdtformatlock" xmlns:w16se="http://schemas.microsoft.com/office/word/2015/wordml/symex" xmlns:wpg="http://schemas.microsoft.com/office/word/2010/wordprocessingGroup" xmlns:wpi="http://schemas.microsoft.com/office/word/2010/wordprocessingInk" xmlns:wne="http://schemas.microsoft.com/office/word/2006/wordml" xmlns:wps="http://schemas.microsoft.com/office/word/2010/wordprocessingShape" mc:Ignorable="w14 w15 w16se w16cid w16 w16cex w16sdtdh w16sdtfl w16du wp14">
+<w:document xmlns:wpc="http://schemas.microsoft.com/office/word/2010/wordprocessingCanvas" xmlns:cx="http://schemas.microsoft.com/office/drawing/2014/chartex" xmlns:cx1="http://schemas.microsoft.com/office/drawing/2015/9/8/chartex" xmlns:cx2="http://schemas.microsoft.com/office/drawing/2015/10/21/chartex" xmlns:cx3="http://schemas.microsoft.com/office/drawing/2016/5/9/chartex" xmlns:cx4="http://schemas.microsoft.com/office/drawing/2016/5/10/chartex" xmlns:cx5="http://schemas.microsoft.com/office/drawing/2016/5/11/chartex" xmlns:cx6="http://schemas.microsoft.com/office/drawing/2016/5/12/chartex" xmlns:cx7="http://schemas.microsoft.com/office/drawing/2016/5/13/chartex" xmlns:cx8="http://schemas.microsoft.com/office/drawing/2016/5/14/chartex" xmlns:mc="http://schemas.openxmlformats.org/markup-compatibility/2006" xmlns:m="http://schemas.openxmlformats.org/officeDocument/2006/math" xmlns:aink="http://schemas.microsoft.com/office/drawing/2016/ink" xmlns:am3d="http://schemas.microsoft.com/office/drawing/2017/model3d" xmlns:oel="http://schemas.microsoft.com/office/2019/extlst" xmlns:r="http://schemas.openxmlformats.org/officeDocument/2006/relationships" xmlns:wp14="http://schemas.microsoft.com/office/word/2010/wordprocessingDrawing" xmlns:wp="http://schemas.openxmlformats.org/drawingml/2006/wordprocessingDrawing" xmlns:wpg="http://schemas.microsoft.com/office/word/2010/wordprocessingGroup" xmlns:wpi="http://schemas.microsoft.com/office/word/2010/wordprocessingInk" xmlns:wps="http://schemas.microsoft.com/office/word/2010/wordprocessingShape" xmlns:o="urn:schemas-microsoft-com:office:office" xmlns:v="urn:schemas-microsoft-com:vml" xmlns:w10="urn:schemas-microsoft-com:office:word" xmlns:w="http://schemas.openxmlformats.org/wordprocessingml/2006/main" xmlns:w14="http://schemas.microsoft.com/office/word/2010/wordml" xmlns:w15="http://schemas.microsoft.com/office/word/2012/wordml" xmlns:w16cex="http://schemas.microsoft.com/office/word/2018/wordml/cex" xmlns:w16cid="http://schemas.microsoft.com/office/word/2016/wordml/cid" xmlns:w16="http://schemas.microsoft.com/office/word/2018/wordml" xmlns:w16sdtdh="http://schemas.microsoft.com/office/word/2020/wordml/sdtdatahash" xmlns:w16sdtfl="http://schemas.microsoft.com/office/word/2024/wordml/sdtformatlock" xmlns:w16se="http://schemas.microsoft.com/office/word/2015/wordml/symex" xmlns:w16du="http://schemas.microsoft.com/office/word/2023/wordml/word16du" xmlns:wne="http://schemas.microsoft.com/office/word/2006/wordml" mc:Ignorable="w14 w15 w16se w16cid w16 w16cex w16sdtdh w16sdtfl w16du wp14">
   <w:body>
     <w:p>
       <w:pPr>
@@ -12,17 +12,6 @@
           <w:szCs w:val="28"/>
         </w:rPr>
       </w:pPr>
-      <w:ins w:id="0" w:author="Spencer Smith" w:date="2026-06-14T16:25:00Z" w16du:dateUtc="2026-06-14T20:25:00Z">
-        <w:r>
-          <w:rPr>
-            <w:rFonts w:ascii="Arial" w:hAnsi="Arial" w:cs="Arial"/>
-            <w:b/>
-            <w:sz w:val="28"/>
-            <w:szCs w:val="28"/>
-          </w:rPr>
-          <w:t>A</w:t>
-        </w:r>
-      </w:ins>
       <w:r>
         <w:rPr>
           <w:rFonts w:ascii="Arial" w:hAnsi="Arial" w:cs="Arial"/>
@@ -30,19 +19,17 @@
           <w:sz w:val="28"/>
           <w:szCs w:val="28"/>
         </w:rPr>
-        <w:t>ppendix G: Thank You Script</w:t>
-      </w:r>
-    </w:p>
-    <w:p>
-      <w:pPr>
-        <w:jc w:val="center"/>
+        <w:t>A</w:t>
+      </w:r>
+      <w:r>
         <w:rPr>
           <w:rFonts w:ascii="Arial" w:hAnsi="Arial" w:cs="Arial"/>
           <w:b/>
           <w:sz w:val="28"/>
           <w:szCs w:val="28"/>
         </w:rPr>
-      </w:pPr>
+        <w:t>ppendix G: Thank You Script</w:t>
+      </w:r>
     </w:p>
     <w:p>
       <w:pPr>
@@ -54,13 +41,24 @@
           <w:szCs w:val="28"/>
         </w:rPr>
       </w:pPr>
-      <w:r>
+    </w:p>
+    <w:p>
+      <w:pPr>
+        <w:jc w:val="center"/>
         <w:rPr>
           <w:rFonts w:ascii="Arial" w:hAnsi="Arial" w:cs="Arial"/>
           <w:b/>
           <w:sz w:val="28"/>
           <w:szCs w:val="28"/>
         </w:rPr>
+      </w:pPr>
+      <w:r>
+        <w:rPr>
+          <w:rFonts w:ascii="Arial" w:hAnsi="Arial" w:cs="Arial"/>
+          <w:b/>
+          <w:sz w:val="28"/>
+          <w:szCs w:val="28"/>
+        </w:rPr>
         <w:t>State of Practice of {domain} Software</w:t>
       </w:r>
     </w:p>
@@ -166,29 +164,52 @@
         </w:rPr>
         <w:t xml:space="preserve">I would like to remind you that your personal confidentiality </w:t>
       </w:r>
-      <w:del w:id="1" w:author="Spencer Smith" w:date="2026-06-14T16:25:00Z" w16du:dateUtc="2026-06-14T20:25:00Z">
+      <w:ins w:id="0" w:author="Spencer Smith" w:date="2026-06-14T16:25:00Z" w16du:dateUtc="2026-06-14T20:25:00Z">
         <w:r>
           <w:rPr>
             <w:rFonts w:ascii="Arial" w:hAnsi="Arial" w:cs="Arial"/>
             <w:sz w:val="20"/>
           </w:rPr>
-          <w:delText xml:space="preserve">would </w:delText>
+          <w:t xml:space="preserve">will </w:t>
         </w:r>
-      </w:del>
-      <w:ins w:id="2" w:author="Spencer Smith" w:date="2026-06-14T16:25:00Z" w16du:dateUtc="2026-06-14T20:25:00Z">
+      </w:ins>
+      <w:r>
+        <w:rPr>
+          <w:rFonts w:ascii="Arial" w:hAnsi="Arial" w:cs="Arial"/>
+          <w:sz w:val="20"/>
+        </w:rPr>
+        <w:t>be maintained</w:t>
+      </w:r>
+      <w:r>
+        <w:rPr>
+          <w:rFonts w:ascii="Arial" w:hAnsi="Arial" w:cs="Arial"/>
+          <w:sz w:val="20"/>
+        </w:rPr>
+        <w:t>,</w:t>
+      </w:r>
+      <w:r>
+        <w:rPr>
+          <w:rFonts w:ascii="Arial" w:hAnsi="Arial" w:cs="Arial"/>
+          <w:sz w:val="20"/>
+        </w:rPr>
+        <w:t xml:space="preserve"> and that you can rescind your consent at any time prior to </w:t>
+      </w:r>
+      <w:del w:id="1" w:author="Spencer Smith" w:date="2026-06-18T22:16:00Z" w16du:dateUtc="2026-06-19T02:16:00Z">
         <w:r>
           <w:rPr>
             <w:rFonts w:ascii="Arial" w:hAnsi="Arial" w:cs="Arial"/>
             <w:sz w:val="20"/>
           </w:rPr>
-          <w:t>will</w:t>
+          <w:delText>the analysis of our findings</w:delText>
         </w:r>
+      </w:del>
+      <w:ins w:id="2" w:author="Spencer Smith" w:date="2026-06-18T22:16:00Z" w16du:dateUtc="2026-06-19T02:16:00Z">
         <w:r>
           <w:rPr>
             <w:rFonts w:ascii="Arial" w:hAnsi="Arial" w:cs="Arial"/>
             <w:sz w:val="20"/>
           </w:rPr>
-          <w:t xml:space="preserve"> </w:t>
+          <w:t>July 31, 2026</w:t>
         </w:r>
       </w:ins>
       <w:r>
@@ -196,21 +217,7 @@
           <w:rFonts w:ascii="Arial" w:hAnsi="Arial" w:cs="Arial"/>
           <w:sz w:val="20"/>
         </w:rPr>
-        <w:t>be maintained</w:t>
-      </w:r>
-      <w:r>
-        <w:rPr>
-          <w:rFonts w:ascii="Arial" w:hAnsi="Arial" w:cs="Arial"/>
-          <w:sz w:val="20"/>
-        </w:rPr>
-        <w:t>,</w:t>
-      </w:r>
-      <w:r>
-        <w:rPr>
-          <w:rFonts w:ascii="Arial" w:hAnsi="Arial" w:cs="Arial"/>
-          <w:sz w:val="20"/>
-        </w:rPr>
-        <w:t xml:space="preserve"> and that you can rescind your consent at any time prior to the analysis of our findings. </w:t>
+        <w:t xml:space="preserve">. </w:t>
       </w:r>
     </w:p>
     <w:p>
@@ -458,7 +465,7 @@
 </file>
 
 <file path=word/people.xml><?xml version="1.0" encoding="utf-8"?>
-<w15:people xmlns:wpc="http://schemas.microsoft.com/office/word/2010/wordprocessingCanvas" xmlns:cx="http://schemas.microsoft.com/office/drawing/2014/chartex" xmlns:cx1="http://schemas.microsoft.com/office/drawing/2015/9/8/chartex" xmlns:cx2="http://schemas.microsoft.com/office/drawing/2015/10/21/chartex" xmlns:cx3="http://schemas.microsoft.com/office/drawing/2016/5/9/chartex" xmlns:cx4="http://schemas.microsoft.com/office/drawing/2016/5/10/chartex" xmlns:cx5="http://schemas.microsoft.com/office/drawing/2016/5/11/chartex" xmlns:cx6="http://schemas.microsoft.com/office/drawing/2016/5/12/chartex" xmlns:cx7="http://schemas.microsoft.com/office/drawing/2016/5/13/chartex" xmlns:cx8="http://schemas.microsoft.com/office/drawing/2016/5/14/chartex" xmlns:mc="http://schemas.openxmlformats.org/markup-compatibility/2006" xmlns:aink="http://schemas.microsoft.com/office/drawing/2016/ink" xmlns:am3d="http://schemas.microsoft.com/office/drawing/2017/model3d" xmlns:o="urn:schemas-microsoft-com:office:office" xmlns:oel="http://schemas.microsoft.com/office/2019/extlst" xmlns:r="http://schemas.openxmlformats.org/officeDocument/2006/relationships" xmlns:m="http://schemas.openxmlformats.org/officeDocument/2006/math" xmlns:v="urn:schemas-microsoft-com:vml" xmlns:wp14="http://schemas.microsoft.com/office/word/2010/wordprocessingDrawing" xmlns:wp="http://schemas.openxmlformats.org/drawingml/2006/wordprocessingDrawing" xmlns:w10="urn:schemas-microsoft-com:office:word" xmlns:w="http://schemas.openxmlformats.org/wordprocessingml/2006/main" xmlns:w14="http://schemas.microsoft.com/office/word/2010/wordml" xmlns:w15="http://schemas.microsoft.com/office/word/2012/wordml" xmlns:w16cex="http://schemas.microsoft.com/office/word/2018/wordml/cex" xmlns:w16cid="http://schemas.microsoft.com/office/word/2016/wordml/cid" xmlns:w16="http://schemas.microsoft.com/office/word/2018/wordml" xmlns:w16du="http://schemas.microsoft.com/office/word/2023/wordml/word16du" xmlns:w16sdtdh="http://schemas.microsoft.com/office/word/2020/wordml/sdtdatahash" xmlns:w16sdtfl="http://schemas.microsoft.com/office/word/2024/wordml/sdtformatlock" xmlns:w16se="http://schemas.microsoft.com/office/word/2015/wordml/symex" xmlns:wpg="http://schemas.microsoft.com/office/word/2010/wordprocessingGroup" xmlns:wpi="http://schemas.microsoft.com/office/word/2010/wordprocessingInk" xmlns:wne="http://schemas.microsoft.com/office/word/2006/wordml" xmlns:wps="http://schemas.microsoft.com/office/word/2010/wordprocessingShape" mc:Ignorable="w14 w15 w16se w16cid w16 w16cex w16sdtdh w16sdtfl w16du wp14">
+<w15:people xmlns:wpc="http://schemas.microsoft.com/office/word/2010/wordprocessingCanvas" xmlns:cx="http://schemas.microsoft.com/office/drawing/2014/chartex" xmlns:cx1="http://schemas.microsoft.com/office/drawing/2015/9/8/chartex" xmlns:cx2="http://schemas.microsoft.com/office/drawing/2015/10/21/chartex" xmlns:cx3="http://schemas.microsoft.com/office/drawing/2016/5/9/chartex" xmlns:cx4="http://schemas.microsoft.com/office/drawing/2016/5/10/chartex" xmlns:cx5="http://schemas.microsoft.com/office/drawing/2016/5/11/chartex" xmlns:cx6="http://schemas.microsoft.com/office/drawing/2016/5/12/chartex" xmlns:cx7="http://schemas.microsoft.com/office/drawing/2016/5/13/chartex" xmlns:cx8="http://schemas.microsoft.com/office/drawing/2016/5/14/chartex" xmlns:mc="http://schemas.openxmlformats.org/markup-compatibility/2006" xmlns:m="http://schemas.openxmlformats.org/officeDocument/2006/math" xmlns:aink="http://schemas.microsoft.com/office/drawing/2016/ink" xmlns:am3d="http://schemas.microsoft.com/office/drawing/2017/model3d" xmlns:oel="http://schemas.microsoft.com/office/2019/extlst" xmlns:r="http://schemas.openxmlformats.org/officeDocument/2006/relationships" xmlns:wp14="http://schemas.microsoft.com/office/word/2010/wordprocessingDrawing" xmlns:wp="http://schemas.openxmlformats.org/drawingml/2006/wordprocessingDrawing" xmlns:wpg="http://schemas.microsoft.com/office/word/2010/wordprocessingGroup" xmlns:wpi="http://schemas.microsoft.com/office/word/2010/wordprocessingInk" xmlns:wps="http://schemas.microsoft.com/office/word/2010/wordprocessingShape" xmlns:o="urn:schemas-microsoft-com:office:office" xmlns:v="urn:schemas-microsoft-com:vml" xmlns:w10="urn:schemas-microsoft-com:office:word" xmlns:w="http://schemas.openxmlformats.org/wordprocessingml/2006/main" xmlns:w14="http://schemas.microsoft.com/office/word/2010/wordml" xmlns:w15="http://schemas.microsoft.com/office/word/2012/wordml" xmlns:w16cex="http://schemas.microsoft.com/office/word/2018/wordml/cex" xmlns:w16cid="http://schemas.microsoft.com/office/word/2016/wordml/cid" xmlns:w16="http://schemas.microsoft.com/office/word/2018/wordml" xmlns:w16sdtdh="http://schemas.microsoft.com/office/word/2020/wordml/sdtdatahash" xmlns:w16sdtfl="http://schemas.microsoft.com/office/word/2024/wordml/sdtformatlock" xmlns:w16se="http://schemas.microsoft.com/office/word/2015/wordml/symex" xmlns:w16du="http://schemas.microsoft.com/office/word/2023/wordml/word16du" xmlns:wne="http://schemas.microsoft.com/office/word/2006/wordml" mc:Ignorable="w14 w15 w16se w16cid w16 w16cex w16sdtdh w16sdtfl w16du wp14">
   <w15:person w15:author="Spencer Smith">
     <w15:presenceInfo w15:providerId="AD" w15:userId="S::smiths@mcmaster.ca::80185a1f-9ef1-4a10-a8cf-0d62d99a8080"/>
   </w15:person>
@@ -466,7 +473,7 @@
 </file>
 
 <file path=word/styles.xml><?xml version="1.0" encoding="utf-8"?>
-<w:styles xmlns:mc="http://schemas.openxmlformats.org/markup-compatibility/2006" xmlns:r="http://schemas.openxmlformats.org/officeDocument/2006/relationships" xmlns:w="http://schemas.openxmlformats.org/wordprocessingml/2006/main" xmlns:w14="http://schemas.microsoft.com/office/word/2010/wordml" xmlns:w15="http://schemas.microsoft.com/office/word/2012/wordml" xmlns:w16cex="http://schemas.microsoft.com/office/word/2018/wordml/cex" xmlns:w16cid="http://schemas.microsoft.com/office/word/2016/wordml/cid" xmlns:w16="http://schemas.microsoft.com/office/word/2018/wordml" xmlns:w16du="http://schemas.microsoft.com/office/word/2023/wordml/word16du" xmlns:w16sdtdh="http://schemas.microsoft.com/office/word/2020/wordml/sdtdatahash" xmlns:w16sdtfl="http://schemas.microsoft.com/office/word/2024/wordml/sdtformatlock" xmlns:w16se="http://schemas.microsoft.com/office/word/2015/wordml/symex" mc:Ignorable="w14 w15 w16se w16cid w16 w16cex w16sdtdh w16sdtfl w16du">
+<w:styles xmlns:mc="http://schemas.openxmlformats.org/markup-compatibility/2006" xmlns:r="http://schemas.openxmlformats.org/officeDocument/2006/relationships" xmlns:w="http://schemas.openxmlformats.org/wordprocessingml/2006/main" xmlns:w14="http://schemas.microsoft.com/office/word/2010/wordml" xmlns:w15="http://schemas.microsoft.com/office/word/2012/wordml" xmlns:w16cex="http://schemas.microsoft.com/office/word/2018/wordml/cex" xmlns:w16cid="http://schemas.microsoft.com/office/word/2016/wordml/cid" xmlns:w16="http://schemas.microsoft.com/office/word/2018/wordml" xmlns:w16sdtdh="http://schemas.microsoft.com/office/word/2020/wordml/sdtdatahash" xmlns:w16sdtfl="http://schemas.microsoft.com/office/word/2024/wordml/sdtformatlock" xmlns:w16se="http://schemas.microsoft.com/office/word/2015/wordml/symex" xmlns:w16du="http://schemas.microsoft.com/office/word/2023/wordml/word16du" mc:Ignorable="w14 w15 w16se w16cid w16 w16cex w16sdtdh w16sdtfl w16du">
   <w:docDefaults>
     <w:rPrDefault>
       <w:rPr>

--- a/StateOfPractice/MACREM-2026/SupportingDocuments/ThankYouScript.docx
+++ b/StateOfPractice/MACREM-2026/SupportingDocuments/ThankYouScript.docx
@@ -164,15 +164,13 @@
         </w:rPr>
         <w:t xml:space="preserve">I would like to remind you that your personal confidentiality </w:t>
       </w:r>
-      <w:ins w:id="0" w:author="Spencer Smith" w:date="2026-06-14T16:25:00Z" w16du:dateUtc="2026-06-14T20:25:00Z">
-        <w:r>
-          <w:rPr>
-            <w:rFonts w:ascii="Arial" w:hAnsi="Arial" w:cs="Arial"/>
-            <w:sz w:val="20"/>
-          </w:rPr>
-          <w:t xml:space="preserve">will </w:t>
-        </w:r>
-      </w:ins>
+      <w:r>
+        <w:rPr>
+          <w:rFonts w:ascii="Arial" w:hAnsi="Arial" w:cs="Arial"/>
+          <w:sz w:val="20"/>
+        </w:rPr>
+        <w:t xml:space="preserve">will </w:t>
+      </w:r>
       <w:r>
         <w:rPr>
           <w:rFonts w:ascii="Arial" w:hAnsi="Arial" w:cs="Arial"/>
@@ -194,24 +192,13 @@
         </w:rPr>
         <w:t xml:space="preserve"> and that you can rescind your consent at any time prior to </w:t>
       </w:r>
-      <w:del w:id="1" w:author="Spencer Smith" w:date="2026-06-18T22:16:00Z" w16du:dateUtc="2026-06-19T02:16:00Z">
-        <w:r>
-          <w:rPr>
-            <w:rFonts w:ascii="Arial" w:hAnsi="Arial" w:cs="Arial"/>
-            <w:sz w:val="20"/>
-          </w:rPr>
-          <w:delText>the analysis of our findings</w:delText>
-        </w:r>
-      </w:del>
-      <w:ins w:id="2" w:author="Spencer Smith" w:date="2026-06-18T22:16:00Z" w16du:dateUtc="2026-06-19T02:16:00Z">
-        <w:r>
-          <w:rPr>
-            <w:rFonts w:ascii="Arial" w:hAnsi="Arial" w:cs="Arial"/>
-            <w:sz w:val="20"/>
-          </w:rPr>
-          <w:t>July 31, 2026</w:t>
-        </w:r>
-      </w:ins>
+      <w:r>
+        <w:rPr>
+          <w:rFonts w:ascii="Arial" w:hAnsi="Arial" w:cs="Arial"/>
+          <w:sz w:val="20"/>
+        </w:rPr>
+        <w:t>July 31, 2026</w:t>
+      </w:r>
       <w:r>
         <w:rPr>
           <w:rFonts w:ascii="Arial" w:hAnsi="Arial" w:cs="Arial"/>
@@ -462,14 +449,6 @@
     </w:sectPr>
   </w:body>
 </w:document>
-</file>
-
-<file path=word/people.xml><?xml version="1.0" encoding="utf-8"?>
-<w15:people xmlns:wpc="http://schemas.microsoft.com/office/word/2010/wordprocessingCanvas" xmlns:cx="http://schemas.microsoft.com/office/drawing/2014/chartex" xmlns:cx1="http://schemas.microsoft.com/office/drawing/2015/9/8/chartex" xmlns:cx2="http://schemas.microsoft.com/office/drawing/2015/10/21/chartex" xmlns:cx3="http://schemas.microsoft.com/office/drawing/2016/5/9/chartex" xmlns:cx4="http://schemas.microsoft.com/office/drawing/2016/5/10/chartex" xmlns:cx5="http://schemas.microsoft.com/office/drawing/2016/5/11/chartex" xmlns:cx6="http://schemas.microsoft.com/office/drawing/2016/5/12/chartex" xmlns:cx7="http://schemas.microsoft.com/office/drawing/2016/5/13/chartex" xmlns:cx8="http://schemas.microsoft.com/office/drawing/2016/5/14/chartex" xmlns:mc="http://schemas.openxmlformats.org/markup-compatibility/2006" xmlns:m="http://schemas.openxmlformats.org/officeDocument/2006/math" xmlns:aink="http://schemas.microsoft.com/office/drawing/2016/ink" xmlns:am3d="http://schemas.microsoft.com/office/drawing/2017/model3d" xmlns:oel="http://schemas.microsoft.com/office/2019/extlst" xmlns:r="http://schemas.openxmlformats.org/officeDocument/2006/relationships" xmlns:wp14="http://schemas.microsoft.com/office/word/2010/wordprocessingDrawing" xmlns:wp="http://schemas.openxmlformats.org/drawingml/2006/wordprocessingDrawing" xmlns:wpg="http://schemas.microsoft.com/office/word/2010/wordprocessingGroup" xmlns:wpi="http://schemas.microsoft.com/office/word/2010/wordprocessingInk" xmlns:wps="http://schemas.microsoft.com/office/word/2010/wordprocessingShape" xmlns:o="urn:schemas-microsoft-com:office:office" xmlns:v="urn:schemas-microsoft-com:vml" xmlns:w10="urn:schemas-microsoft-com:office:word" xmlns:w="http://schemas.openxmlformats.org/wordprocessingml/2006/main" xmlns:w14="http://schemas.microsoft.com/office/word/2010/wordml" xmlns:w15="http://schemas.microsoft.com/office/word/2012/wordml" xmlns:w16cex="http://schemas.microsoft.com/office/word/2018/wordml/cex" xmlns:w16cid="http://schemas.microsoft.com/office/word/2016/wordml/cid" xmlns:w16="http://schemas.microsoft.com/office/word/2018/wordml" xmlns:w16sdtdh="http://schemas.microsoft.com/office/word/2020/wordml/sdtdatahash" xmlns:w16sdtfl="http://schemas.microsoft.com/office/word/2024/wordml/sdtformatlock" xmlns:w16se="http://schemas.microsoft.com/office/word/2015/wordml/symex" xmlns:w16du="http://schemas.microsoft.com/office/word/2023/wordml/word16du" xmlns:wne="http://schemas.microsoft.com/office/word/2006/wordml" mc:Ignorable="w14 w15 w16se w16cid w16 w16cex w16sdtdh w16sdtfl w16du wp14">
-  <w15:person w15:author="Spencer Smith">
-    <w15:presenceInfo w15:providerId="AD" w15:userId="S::smiths@mcmaster.ca::80185a1f-9ef1-4a10-a8cf-0d62d99a8080"/>
-  </w15:person>
-</w15:people>
 </file>
 
 <file path=word/styles.xml><?xml version="1.0" encoding="utf-8"?>

--- a/StateOfPractice/MACREM-2026/SupportingDocuments/ThankYouScript.docx
+++ b/StateOfPractice/MACREM-2026/SupportingDocuments/ThankYouScript.docx
@@ -1,6 +1,6 @@
 
 <file path=word/document.xml><?xml version="1.0" encoding="utf-8"?>
-<w:document xmlns:wpc="http://schemas.microsoft.com/office/word/2010/wordprocessingCanvas" xmlns:cx="http://schemas.microsoft.com/office/drawing/2014/chartex" xmlns:cx1="http://schemas.microsoft.com/office/drawing/2015/9/8/chartex" xmlns:cx2="http://schemas.microsoft.com/office/drawing/2015/10/21/chartex" xmlns:cx3="http://schemas.microsoft.com/office/drawing/2016/5/9/chartex" xmlns:cx4="http://schemas.microsoft.com/office/drawing/2016/5/10/chartex" xmlns:cx5="http://schemas.microsoft.com/office/drawing/2016/5/11/chartex" xmlns:cx6="http://schemas.microsoft.com/office/drawing/2016/5/12/chartex" xmlns:cx7="http://schemas.microsoft.com/office/drawing/2016/5/13/chartex" xmlns:cx8="http://schemas.microsoft.com/office/drawing/2016/5/14/chartex" xmlns:mc="http://schemas.openxmlformats.org/markup-compatibility/2006" xmlns:m="http://schemas.openxmlformats.org/officeDocument/2006/math" xmlns:aink="http://schemas.microsoft.com/office/drawing/2016/ink" xmlns:am3d="http://schemas.microsoft.com/office/drawing/2017/model3d" xmlns:oel="http://schemas.microsoft.com/office/2019/extlst" xmlns:r="http://schemas.openxmlformats.org/officeDocument/2006/relationships" xmlns:wp14="http://schemas.microsoft.com/office/word/2010/wordprocessingDrawing" xmlns:wp="http://schemas.openxmlformats.org/drawingml/2006/wordprocessingDrawing" xmlns:wpg="http://schemas.microsoft.com/office/word/2010/wordprocessingGroup" xmlns:wpi="http://schemas.microsoft.com/office/word/2010/wordprocessingInk" xmlns:wps="http://schemas.microsoft.com/office/word/2010/wordprocessingShape" xmlns:o="urn:schemas-microsoft-com:office:office" xmlns:v="urn:schemas-microsoft-com:vml" xmlns:w10="urn:schemas-microsoft-com:office:word" xmlns:w="http://schemas.openxmlformats.org/wordprocessingml/2006/main" xmlns:w14="http://schemas.microsoft.com/office/word/2010/wordml" xmlns:w15="http://schemas.microsoft.com/office/word/2012/wordml" xmlns:w16cex="http://schemas.microsoft.com/office/word/2018/wordml/cex" xmlns:w16cid="http://schemas.microsoft.com/office/word/2016/wordml/cid" xmlns:w16="http://schemas.microsoft.com/office/word/2018/wordml" xmlns:w16sdtdh="http://schemas.microsoft.com/office/word/2020/wordml/sdtdatahash" xmlns:w16sdtfl="http://schemas.microsoft.com/office/word/2024/wordml/sdtformatlock" xmlns:w16se="http://schemas.microsoft.com/office/word/2015/wordml/symex" xmlns:w16du="http://schemas.microsoft.com/office/word/2023/wordml/word16du" xmlns:wne="http://schemas.microsoft.com/office/word/2006/wordml" mc:Ignorable="w14 w15 w16se w16cid w16 w16cex w16sdtdh w16sdtfl w16du wp14">
+<w:document xmlns:wpc="http://schemas.microsoft.com/office/word/2010/wordprocessingCanvas" xmlns:cx="http://schemas.microsoft.com/office/drawing/2014/chartex" xmlns:cx1="http://schemas.microsoft.com/office/drawing/2015/9/8/chartex" xmlns:cx2="http://schemas.microsoft.com/office/drawing/2015/10/21/chartex" xmlns:cx3="http://schemas.microsoft.com/office/drawing/2016/5/9/chartex" xmlns:cx4="http://schemas.microsoft.com/office/drawing/2016/5/10/chartex" xmlns:cx5="http://schemas.microsoft.com/office/drawing/2016/5/11/chartex" xmlns:cx6="http://schemas.microsoft.com/office/drawing/2016/5/12/chartex" xmlns:cx7="http://schemas.microsoft.com/office/drawing/2016/5/13/chartex" xmlns:cx8="http://schemas.microsoft.com/office/drawing/2016/5/14/chartex" xmlns:mc="http://schemas.openxmlformats.org/markup-compatibility/2006" xmlns:m="http://schemas.openxmlformats.org/officeDocument/2006/math" xmlns:aink="http://schemas.microsoft.com/office/drawing/2016/ink" xmlns:am3d="http://schemas.microsoft.com/office/drawing/2017/model3d" xmlns:oel="http://schemas.microsoft.com/office/2019/extlst" xmlns:r="http://schemas.openxmlformats.org/officeDocument/2006/relationships" xmlns:wp14="http://schemas.microsoft.com/office/word/2010/wordprocessingDrawing" xmlns:wp="http://schemas.openxmlformats.org/drawingml/2006/wordprocessingDrawing" xmlns:wpg="http://schemas.microsoft.com/office/word/2010/wordprocessingGroup" xmlns:wpi="http://schemas.microsoft.com/office/word/2010/wordprocessingInk" xmlns:wps="http://schemas.microsoft.com/office/word/2010/wordprocessingShape" xmlns:o="urn:schemas-microsoft-com:office:office" xmlns:v="urn:schemas-microsoft-com:vml" xmlns:w10="urn:schemas-microsoft-com:office:word" xmlns:w="http://schemas.openxmlformats.org/wordprocessingml/2006/main" xmlns:w14="http://schemas.microsoft.com/office/word/2010/wordml" xmlns:w15="http://schemas.microsoft.com/office/word/2012/wordml" xmlns:w16cei="http://schemas.microsoft.com/office/word/2026/wordml/cei" xmlns:w16cex="http://schemas.microsoft.com/office/word/2018/wordml/cex" xmlns:w16cid="http://schemas.microsoft.com/office/word/2016/wordml/cid" xmlns:w16="http://schemas.microsoft.com/office/word/2018/wordml" xmlns:w16sdtdh="http://schemas.microsoft.com/office/word/2020/wordml/sdtdatahash" xmlns:w16sdtfl="http://schemas.microsoft.com/office/word/2024/wordml/sdtformatlock" xmlns:w16se="http://schemas.microsoft.com/office/word/2015/wordml/symex" xmlns:w16du="http://schemas.microsoft.com/office/word/2023/wordml/word16du" xmlns:wne="http://schemas.microsoft.com/office/word/2006/wordml" mc:Ignorable="w14 w15 w16se w16cid w16 w16cex w16sdtdh w16sdtfl w16du wp14">
   <w:body>
     <w:p>
       <w:pPr>
@@ -192,12 +192,39 @@
         </w:rPr>
         <w:t xml:space="preserve"> and that you can rescind your consent at any time prior to </w:t>
       </w:r>
-      <w:r>
-        <w:rPr>
-          <w:rFonts w:ascii="Arial" w:hAnsi="Arial" w:cs="Arial"/>
-          <w:sz w:val="20"/>
-        </w:rPr>
-        <w:t>July 31, 2026</w:t>
+      <w:del w:id="0" w:author="Spencer Smith" w:date="2026-07-17T10:01:00Z" w16du:dateUtc="2026-07-17T14:01:00Z">
+        <w:r>
+          <w:rPr>
+            <w:rFonts w:ascii="Arial" w:hAnsi="Arial" w:cs="Arial"/>
+            <w:sz w:val="20"/>
+          </w:rPr>
+          <w:delText xml:space="preserve">July </w:delText>
+        </w:r>
+      </w:del>
+      <w:ins w:id="1" w:author="Spencer Smith" w:date="2026-07-17T10:01:00Z" w16du:dateUtc="2026-07-17T14:01:00Z">
+        <w:r>
+          <w:rPr>
+            <w:rFonts w:ascii="Arial" w:hAnsi="Arial" w:cs="Arial"/>
+            <w:sz w:val="20"/>
+          </w:rPr>
+          <w:t>Aug 8</w:t>
+        </w:r>
+      </w:ins>
+      <w:del w:id="2" w:author="Spencer Smith" w:date="2026-07-17T10:01:00Z" w16du:dateUtc="2026-07-17T14:01:00Z">
+        <w:r>
+          <w:rPr>
+            <w:rFonts w:ascii="Arial" w:hAnsi="Arial" w:cs="Arial"/>
+            <w:sz w:val="20"/>
+          </w:rPr>
+          <w:delText>31</w:delText>
+        </w:r>
+      </w:del>
+      <w:r>
+        <w:rPr>
+          <w:rFonts w:ascii="Arial" w:hAnsi="Arial" w:cs="Arial"/>
+          <w:sz w:val="20"/>
+        </w:rPr>
+        <w:t>, 2026</w:t>
       </w:r>
       <w:r>
         <w:rPr>
@@ -449,6 +476,14 @@
     </w:sectPr>
   </w:body>
 </w:document>
+</file>
+
+<file path=word/people.xml><?xml version="1.0" encoding="utf-8"?>
+<w15:people xmlns:wpc="http://schemas.microsoft.com/office/word/2010/wordprocessingCanvas" xmlns:cx="http://schemas.microsoft.com/office/drawing/2014/chartex" xmlns:cx1="http://schemas.microsoft.com/office/drawing/2015/9/8/chartex" xmlns:cx2="http://schemas.microsoft.com/office/drawing/2015/10/21/chartex" xmlns:cx3="http://schemas.microsoft.com/office/drawing/2016/5/9/chartex" xmlns:cx4="http://schemas.microsoft.com/office/drawing/2016/5/10/chartex" xmlns:cx5="http://schemas.microsoft.com/office/drawing/2016/5/11/chartex" xmlns:cx6="http://schemas.microsoft.com/office/drawing/2016/5/12/chartex" xmlns:cx7="http://schemas.microsoft.com/office/drawing/2016/5/13/chartex" xmlns:cx8="http://schemas.microsoft.com/office/drawing/2016/5/14/chartex" xmlns:mc="http://schemas.openxmlformats.org/markup-compatibility/2006" xmlns:m="http://schemas.openxmlformats.org/officeDocument/2006/math" xmlns:aink="http://schemas.microsoft.com/office/drawing/2016/ink" xmlns:am3d="http://schemas.microsoft.com/office/drawing/2017/model3d" xmlns:oel="http://schemas.microsoft.com/office/2019/extlst" xmlns:r="http://schemas.openxmlformats.org/officeDocument/2006/relationships" xmlns:wp14="http://schemas.microsoft.com/office/word/2010/wordprocessingDrawing" xmlns:wp="http://schemas.openxmlformats.org/drawingml/2006/wordprocessingDrawing" xmlns:wpg="http://schemas.microsoft.com/office/word/2010/wordprocessingGroup" xmlns:wpi="http://schemas.microsoft.com/office/word/2010/wordprocessingInk" xmlns:wps="http://schemas.microsoft.com/office/word/2010/wordprocessingShape" xmlns:o="urn:schemas-microsoft-com:office:office" xmlns:v="urn:schemas-microsoft-com:vml" xmlns:w10="urn:schemas-microsoft-com:office:word" xmlns:w="http://schemas.openxmlformats.org/wordprocessingml/2006/main" xmlns:w14="http://schemas.microsoft.com/office/word/2010/wordml" xmlns:w15="http://schemas.microsoft.com/office/word/2012/wordml" xmlns:w16cei="http://schemas.microsoft.com/office/word/2026/wordml/cei" xmlns:w16cex="http://schemas.microsoft.com/office/word/2018/wordml/cex" xmlns:w16cid="http://schemas.microsoft.com/office/word/2016/wordml/cid" xmlns:w16="http://schemas.microsoft.com/office/word/2018/wordml" xmlns:w16sdtdh="http://schemas.microsoft.com/office/word/2020/wordml/sdtdatahash" xmlns:w16sdtfl="http://schemas.microsoft.com/office/word/2024/wordml/sdtformatlock" xmlns:w16se="http://schemas.microsoft.com/office/word/2015/wordml/symex" xmlns:w16du="http://schemas.microsoft.com/office/word/2023/wordml/word16du" xmlns:wne="http://schemas.microsoft.com/office/word/2006/wordml" mc:Ignorable="w14 w15 w16se w16cid w16 w16cex w16sdtdh w16sdtfl w16du wp14">
+  <w15:person w15:author="Spencer Smith">
+    <w15:presenceInfo w15:providerId="AD" w15:userId="S::smiths@mcmaster.ca::80185a1f-9ef1-4a10-a8cf-0d62d99a8080"/>
+  </w15:person>
+</w15:people>
 </file>
 
 <file path=word/styles.xml><?xml version="1.0" encoding="utf-8"?>

--- a/StateOfPractice/MACREM-2026/SupportingDocuments/ThankYouScript.docx
+++ b/StateOfPractice/MACREM-2026/SupportingDocuments/ThankYouScript.docx
@@ -192,31 +192,29 @@
         </w:rPr>
         <w:t xml:space="preserve"> and that you can rescind your consent at any time prior to </w:t>
       </w:r>
-      <w:del w:id="0" w:author="Spencer Smith" w:date="2026-07-17T10:01:00Z" w16du:dateUtc="2026-07-17T14:01:00Z">
+      <w:r>
+        <w:rPr>
+          <w:rFonts w:ascii="Arial" w:hAnsi="Arial" w:cs="Arial"/>
+          <w:sz w:val="20"/>
+        </w:rPr>
+        <w:t xml:space="preserve">Aug </w:t>
+      </w:r>
+      <w:ins w:id="0" w:author="Spencer Smith" w:date="2026-07-29T23:06:00Z" w16du:dateUtc="2026-07-30T03:06:00Z">
         <w:r>
           <w:rPr>
             <w:rFonts w:ascii="Arial" w:hAnsi="Arial" w:cs="Arial"/>
             <w:sz w:val="20"/>
           </w:rPr>
-          <w:delText xml:space="preserve">July </w:delText>
+          <w:t>30</w:t>
         </w:r>
-      </w:del>
-      <w:ins w:id="1" w:author="Spencer Smith" w:date="2026-07-17T10:01:00Z" w16du:dateUtc="2026-07-17T14:01:00Z">
+      </w:ins>
+      <w:del w:id="1" w:author="Spencer Smith" w:date="2026-07-29T23:06:00Z" w16du:dateUtc="2026-07-30T03:06:00Z">
         <w:r>
           <w:rPr>
             <w:rFonts w:ascii="Arial" w:hAnsi="Arial" w:cs="Arial"/>
             <w:sz w:val="20"/>
           </w:rPr>
-          <w:t>Aug 8</w:t>
-        </w:r>
-      </w:ins>
-      <w:del w:id="2" w:author="Spencer Smith" w:date="2026-07-17T10:01:00Z" w16du:dateUtc="2026-07-17T14:01:00Z">
-        <w:r>
-          <w:rPr>
-            <w:rFonts w:ascii="Arial" w:hAnsi="Arial" w:cs="Arial"/>
-            <w:sz w:val="20"/>
-          </w:rPr>
-          <w:delText>31</w:delText>
+          <w:delText>8</w:delText>
         </w:r>
       </w:del>
       <w:r>
